--- a/CICD.docx
+++ b/CICD.docx
@@ -1345,12 +1345,12 @@
           <wp:inline distB="114300" distT="114300" distL="114300" distR="114300">
             <wp:extent cx="5731200" cy="3924300"/>
             <wp:effectExtent b="0" l="0" r="0" t="0"/>
-            <wp:docPr id="6" name="image10.png"/>
+            <wp:docPr id="6" name="image6.png"/>
             <a:graphic>
               <a:graphicData uri="http://schemas.openxmlformats.org/drawingml/2006/picture">
                 <pic:pic>
                   <pic:nvPicPr>
-                    <pic:cNvPr id="0" name="image10.png"/>
+                    <pic:cNvPr id="0" name="image6.png"/>
                     <pic:cNvPicPr preferRelativeResize="0"/>
                   </pic:nvPicPr>
                   <pic:blipFill>
@@ -1685,12 +1685,12 @@
           <wp:inline distB="114300" distT="114300" distL="114300" distR="114300">
             <wp:extent cx="5731200" cy="2730500"/>
             <wp:effectExtent b="0" l="0" r="0" t="0"/>
-            <wp:docPr id="14" name="image6.png"/>
+            <wp:docPr id="14" name="image10.png"/>
             <a:graphic>
               <a:graphicData uri="http://schemas.openxmlformats.org/drawingml/2006/picture">
                 <pic:pic>
                   <pic:nvPicPr>
-                    <pic:cNvPr id="0" name="image6.png"/>
+                    <pic:cNvPr id="0" name="image10.png"/>
                     <pic:cNvPicPr preferRelativeResize="0"/>
                   </pic:nvPicPr>
                   <pic:blipFill>
@@ -1830,12 +1830,12 @@
           <wp:inline distB="114300" distT="114300" distL="114300" distR="114300">
             <wp:extent cx="5731200" cy="3060700"/>
             <wp:effectExtent b="0" l="0" r="0" t="0"/>
-            <wp:docPr id="13" name="image18.png"/>
+            <wp:docPr id="13" name="image19.png"/>
             <a:graphic>
               <a:graphicData uri="http://schemas.openxmlformats.org/drawingml/2006/picture">
                 <pic:pic>
                   <pic:nvPicPr>
-                    <pic:cNvPr id="0" name="image18.png"/>
+                    <pic:cNvPr id="0" name="image19.png"/>
                     <pic:cNvPicPr preferRelativeResize="0"/>
                   </pic:nvPicPr>
                   <pic:blipFill>
@@ -1966,12 +1966,12 @@
           <wp:inline distB="114300" distT="114300" distL="114300" distR="114300">
             <wp:extent cx="5731200" cy="2870200"/>
             <wp:effectExtent b="0" l="0" r="0" t="0"/>
-            <wp:docPr id="7" name="image11.png"/>
+            <wp:docPr id="7" name="image14.png"/>
             <a:graphic>
               <a:graphicData uri="http://schemas.openxmlformats.org/drawingml/2006/picture">
                 <pic:pic>
                   <pic:nvPicPr>
-                    <pic:cNvPr id="0" name="image11.png"/>
+                    <pic:cNvPr id="0" name="image14.png"/>
                     <pic:cNvPicPr preferRelativeResize="0"/>
                   </pic:nvPicPr>
                   <pic:blipFill>
@@ -2059,12 +2059,12 @@
           <wp:inline distB="114300" distT="114300" distL="114300" distR="114300">
             <wp:extent cx="5731200" cy="1828800"/>
             <wp:effectExtent b="0" l="0" r="0" t="0"/>
-            <wp:docPr id="19" name="image8.png"/>
+            <wp:docPr id="19" name="image4.png"/>
             <a:graphic>
               <a:graphicData uri="http://schemas.openxmlformats.org/drawingml/2006/picture">
                 <pic:pic>
                   <pic:nvPicPr>
-                    <pic:cNvPr id="0" name="image8.png"/>
+                    <pic:cNvPr id="0" name="image4.png"/>
                     <pic:cNvPicPr preferRelativeResize="0"/>
                   </pic:nvPicPr>
                   <pic:blipFill>
@@ -2208,12 +2208,12 @@
           <wp:inline distB="114300" distT="114300" distL="114300" distR="114300">
             <wp:extent cx="5731200" cy="1333500"/>
             <wp:effectExtent b="0" l="0" r="0" t="0"/>
-            <wp:docPr id="8" name="image4.png"/>
+            <wp:docPr id="8" name="image9.png"/>
             <a:graphic>
               <a:graphicData uri="http://schemas.openxmlformats.org/drawingml/2006/picture">
                 <pic:pic>
                   <pic:nvPicPr>
-                    <pic:cNvPr id="0" name="image4.png"/>
+                    <pic:cNvPr id="0" name="image9.png"/>
                     <pic:cNvPicPr preferRelativeResize="0"/>
                   </pic:nvPicPr>
                   <pic:blipFill>
@@ -2365,12 +2365,12 @@
           <wp:inline distB="114300" distT="114300" distL="114300" distR="114300">
             <wp:extent cx="5731200" cy="1384300"/>
             <wp:effectExtent b="0" l="0" r="0" t="0"/>
-            <wp:docPr id="9" name="image2.png"/>
+            <wp:docPr id="9" name="image8.png"/>
             <a:graphic>
               <a:graphicData uri="http://schemas.openxmlformats.org/drawingml/2006/picture">
                 <pic:pic>
                   <pic:nvPicPr>
-                    <pic:cNvPr id="0" name="image2.png"/>
+                    <pic:cNvPr id="0" name="image8.png"/>
                     <pic:cNvPicPr preferRelativeResize="0"/>
                   </pic:nvPicPr>
                   <pic:blipFill>
@@ -2661,12 +2661,12 @@
           <wp:inline distB="114300" distT="114300" distL="114300" distR="114300">
             <wp:extent cx="5731200" cy="2971800"/>
             <wp:effectExtent b="0" l="0" r="0" t="0"/>
-            <wp:docPr id="15" name="image15.png"/>
+            <wp:docPr id="15" name="image16.png"/>
             <a:graphic>
               <a:graphicData uri="http://schemas.openxmlformats.org/drawingml/2006/picture">
                 <pic:pic>
                   <pic:nvPicPr>
-                    <pic:cNvPr id="0" name="image15.png"/>
+                    <pic:cNvPr id="0" name="image16.png"/>
                     <pic:cNvPicPr preferRelativeResize="0"/>
                   </pic:nvPicPr>
                   <pic:blipFill>
@@ -2791,12 +2791,12 @@
           <wp:inline distB="114300" distT="114300" distL="114300" distR="114300">
             <wp:extent cx="5734050" cy="1162050"/>
             <wp:effectExtent b="0" l="0" r="0" t="0"/>
-            <wp:docPr id="17" name="image17.png"/>
+            <wp:docPr id="17" name="image13.png"/>
             <a:graphic>
               <a:graphicData uri="http://schemas.openxmlformats.org/drawingml/2006/picture">
                 <pic:pic>
                   <pic:nvPicPr>
-                    <pic:cNvPr id="0" name="image17.png"/>
+                    <pic:cNvPr id="0" name="image13.png"/>
                     <pic:cNvPicPr preferRelativeResize="0"/>
                   </pic:nvPicPr>
                   <pic:blipFill>
@@ -2946,12 +2946,12 @@
           <wp:inline distB="114300" distT="114300" distL="114300" distR="114300">
             <wp:extent cx="5731200" cy="2971800"/>
             <wp:effectExtent b="0" l="0" r="0" t="0"/>
-            <wp:docPr id="11" name="image13.png"/>
+            <wp:docPr id="11" name="image15.png"/>
             <a:graphic>
               <a:graphicData uri="http://schemas.openxmlformats.org/drawingml/2006/picture">
                 <pic:pic>
                   <pic:nvPicPr>
-                    <pic:cNvPr id="0" name="image13.png"/>
+                    <pic:cNvPr id="0" name="image15.png"/>
                     <pic:cNvPicPr preferRelativeResize="0"/>
                   </pic:nvPicPr>
                   <pic:blipFill>
@@ -3026,113 +3026,8 @@
           <w:szCs w:val="46"/>
         </w:rPr>
       </w:pPr>
-      <w:bookmarkStart w:colFirst="0" w:colLast="0" w:name="_o1o8xbvtkthd" w:id="37"/>
+      <w:bookmarkStart w:colFirst="0" w:colLast="0" w:name="_9ehohq7zmgjb" w:id="37"/>
       <w:bookmarkEnd w:id="37"/>
-      <w:r>
-        <w:rPr>
-          <w:rtl w:val="0"/>
-        </w:rPr>
-      </w:r>
-    </w:p>
-    <w:p>
-      <w:pPr>
-        <w:pStyle w:val="Heading1"/>
-        <w:keepNext w:val="0"/>
-        <w:keepLines w:val="0"/>
-        <w:spacing w:before="480" w:lineRule="auto"/>
-        <w:rPr>
-          <w:b w:val="1"/>
-          <w:bCs w:val="1"/>
-          <w:sz w:val="46"/>
-          <w:szCs w:val="46"/>
-        </w:rPr>
-      </w:pPr>
-      <w:bookmarkStart w:colFirst="0" w:colLast="0" w:name="_o3sphyslcalf" w:id="38"/>
-      <w:bookmarkEnd w:id="38"/>
-      <w:r>
-        <w:rPr>
-          <w:rtl w:val="0"/>
-        </w:rPr>
-      </w:r>
-    </w:p>
-    <w:p>
-      <w:pPr>
-        <w:pStyle w:val="Heading1"/>
-        <w:keepNext w:val="0"/>
-        <w:keepLines w:val="0"/>
-        <w:spacing w:before="480" w:lineRule="auto"/>
-        <w:rPr>
-          <w:b w:val="1"/>
-          <w:bCs w:val="1"/>
-          <w:sz w:val="46"/>
-          <w:szCs w:val="46"/>
-        </w:rPr>
-      </w:pPr>
-      <w:bookmarkStart w:colFirst="0" w:colLast="0" w:name="_62ggxmr4os5g" w:id="39"/>
-      <w:bookmarkEnd w:id="39"/>
-      <w:r>
-        <w:rPr>
-          <w:rtl w:val="0"/>
-        </w:rPr>
-      </w:r>
-    </w:p>
-    <w:p>
-      <w:pPr>
-        <w:pStyle w:val="Heading1"/>
-        <w:keepNext w:val="0"/>
-        <w:keepLines w:val="0"/>
-        <w:spacing w:before="480" w:lineRule="auto"/>
-        <w:rPr>
-          <w:b w:val="1"/>
-          <w:bCs w:val="1"/>
-          <w:sz w:val="46"/>
-          <w:szCs w:val="46"/>
-        </w:rPr>
-      </w:pPr>
-      <w:bookmarkStart w:colFirst="0" w:colLast="0" w:name="_7xdwjpqa8c91" w:id="40"/>
-      <w:bookmarkEnd w:id="40"/>
-      <w:r>
-        <w:rPr>
-          <w:rtl w:val="0"/>
-        </w:rPr>
-      </w:r>
-    </w:p>
-    <w:p>
-      <w:pPr>
-        <w:pStyle w:val="Heading1"/>
-        <w:keepNext w:val="0"/>
-        <w:keepLines w:val="0"/>
-        <w:spacing w:before="480" w:lineRule="auto"/>
-        <w:rPr>
-          <w:b w:val="1"/>
-          <w:bCs w:val="1"/>
-          <w:sz w:val="46"/>
-          <w:szCs w:val="46"/>
-        </w:rPr>
-      </w:pPr>
-      <w:bookmarkStart w:colFirst="0" w:colLast="0" w:name="_m80m0k1iraug" w:id="41"/>
-      <w:bookmarkEnd w:id="41"/>
-      <w:r>
-        <w:rPr>
-          <w:rtl w:val="0"/>
-        </w:rPr>
-      </w:r>
-    </w:p>
-    <w:p>
-      <w:pPr>
-        <w:pStyle w:val="Heading1"/>
-        <w:keepNext w:val="0"/>
-        <w:keepLines w:val="0"/>
-        <w:spacing w:before="480" w:lineRule="auto"/>
-        <w:rPr>
-          <w:b w:val="1"/>
-          <w:bCs w:val="1"/>
-          <w:sz w:val="46"/>
-          <w:szCs w:val="46"/>
-        </w:rPr>
-      </w:pPr>
-      <w:bookmarkStart w:colFirst="0" w:colLast="0" w:name="_9ehohq7zmgjb" w:id="42"/>
-      <w:bookmarkEnd w:id="42"/>
       <w:r>
         <w:rPr>
           <w:b w:val="1"/>
@@ -3161,12 +3056,12 @@
           <wp:inline distB="114300" distT="114300" distL="114300" distR="114300">
             <wp:extent cx="5731200" cy="3403600"/>
             <wp:effectExtent b="0" l="0" r="0" t="0"/>
-            <wp:docPr id="5" name="image5.png"/>
+            <wp:docPr id="5" name="image7.png"/>
             <a:graphic>
               <a:graphicData uri="http://schemas.openxmlformats.org/drawingml/2006/picture">
                 <pic:pic>
                   <pic:nvPicPr>
-                    <pic:cNvPr id="0" name="image5.png"/>
+                    <pic:cNvPr id="0" name="image7.png"/>
                     <pic:cNvPicPr preferRelativeResize="0"/>
                   </pic:nvPicPr>
                   <pic:blipFill>
@@ -3210,31 +3105,16 @@
           <w:szCs w:val="26"/>
         </w:rPr>
       </w:pPr>
-      <w:bookmarkStart w:colFirst="0" w:colLast="0" w:name="_tjb72mqevfsm" w:id="43"/>
-      <w:bookmarkEnd w:id="43"/>
-      <w:r>
-        <w:rPr>
-          <w:rtl w:val="0"/>
-        </w:rPr>
-      </w:r>
-    </w:p>
-    <w:p>
-      <w:pPr>
-        <w:rPr/>
-      </w:pPr>
-      <w:r>
-        <w:rPr>
-          <w:rtl w:val="0"/>
-        </w:rPr>
-        <w:t xml:space="preserve">Parallel Stage Implementation in Jenkinsfile :</w:t>
-      </w:r>
-    </w:p>
-    <w:p>
-      <w:pPr>
-        <w:pStyle w:val="Heading3"/>
-        <w:keepNext w:val="0"/>
-        <w:keepLines w:val="0"/>
-        <w:spacing w:before="280" w:lineRule="auto"/>
+      <w:bookmarkStart w:colFirst="0" w:colLast="0" w:name="_tjb72mqevfsm" w:id="38"/>
+      <w:bookmarkEnd w:id="38"/>
+      <w:r>
+        <w:rPr>
+          <w:rtl w:val="0"/>
+        </w:rPr>
+      </w:r>
+    </w:p>
+    <w:p>
+      <w:pPr>
         <w:rPr>
           <w:b w:val="1"/>
           <w:bCs w:val="1"/>
@@ -3243,8 +3123,12 @@
           <w:szCs w:val="26"/>
         </w:rPr>
       </w:pPr>
-      <w:bookmarkStart w:colFirst="0" w:colLast="0" w:name="_kdapnptkoj4f" w:id="44"/>
-      <w:bookmarkEnd w:id="44"/>
+      <w:r>
+        <w:rPr>
+          <w:rtl w:val="0"/>
+        </w:rPr>
+        <w:t xml:space="preserve">Parallel Stage Implementation in Jenkinsfile :</w:t>
+      </w:r>
       <w:r>
         <w:rPr>
           <w:rtl w:val="0"/>
@@ -3296,8 +3180,8 @@
           <w:szCs w:val="46"/>
         </w:rPr>
       </w:pPr>
-      <w:bookmarkStart w:colFirst="0" w:colLast="0" w:name="_k4blfe3azore" w:id="45"/>
-      <w:bookmarkEnd w:id="45"/>
+      <w:bookmarkStart w:colFirst="0" w:colLast="0" w:name="_k4blfe3azore" w:id="39"/>
+      <w:bookmarkEnd w:id="39"/>
       <w:r>
         <w:rPr>
           <w:b w:val="1"/>
@@ -3312,10 +3196,7 @@
     <w:p>
       <w:pPr>
         <w:spacing w:after="240" w:before="240" w:lineRule="auto"/>
-        <w:rPr>
-          <w:rFonts w:ascii="Roboto Mono" w:cs="Roboto Mono" w:eastAsia="Roboto Mono" w:hAnsi="Roboto Mono"/>
-          <w:color w:val="188038"/>
-        </w:rPr>
+        <w:rPr/>
       </w:pPr>
       <w:r>
         <w:rPr>
@@ -3326,12 +3207,12 @@
           <wp:inline distB="114300" distT="114300" distL="114300" distR="114300">
             <wp:extent cx="5731200" cy="1168400"/>
             <wp:effectExtent b="0" l="0" r="0" t="0"/>
-            <wp:docPr id="4" name="image3.png"/>
+            <wp:docPr id="4" name="image5.png"/>
             <a:graphic>
               <a:graphicData uri="http://schemas.openxmlformats.org/drawingml/2006/picture">
                 <pic:pic>
                   <pic:nvPicPr>
-                    <pic:cNvPr id="0" name="image3.png"/>
+                    <pic:cNvPr id="0" name="image5.png"/>
                     <pic:cNvPicPr preferRelativeResize="0"/>
                   </pic:nvPicPr>
                   <pic:blipFill>
@@ -3363,10 +3244,27 @@
     </w:p>
     <w:p>
       <w:pPr>
-        <w:pStyle w:val="Heading3"/>
-        <w:keepNext w:val="0"/>
-        <w:keepLines w:val="0"/>
-        <w:spacing w:before="280" w:lineRule="auto"/>
+        <w:rPr/>
+      </w:pPr>
+      <w:r>
+        <w:rPr>
+          <w:rtl w:val="0"/>
+        </w:rPr>
+        <w:t xml:space="preserve">Parallel Docker Build Execution :</w:t>
+      </w:r>
+    </w:p>
+    <w:p>
+      <w:pPr>
+        <w:rPr/>
+      </w:pPr>
+      <w:r>
+        <w:rPr>
+          <w:rtl w:val="0"/>
+        </w:rPr>
+      </w:r>
+    </w:p>
+    <w:p>
+      <w:pPr>
         <w:rPr>
           <w:b w:val="1"/>
           <w:bCs w:val="1"/>
@@ -3375,67 +3273,55 @@
           <w:szCs w:val="26"/>
         </w:rPr>
       </w:pPr>
-      <w:bookmarkStart w:colFirst="0" w:colLast="0" w:name="_b862ally32o" w:id="46"/>
-      <w:bookmarkEnd w:id="46"/>
-      <w:r>
-        <w:rPr>
-          <w:rtl w:val="0"/>
-        </w:rPr>
-      </w:r>
-    </w:p>
-    <w:p>
-      <w:pPr>
-        <w:rPr/>
-      </w:pPr>
-      <w:r>
-        <w:rPr>
-          <w:rtl w:val="0"/>
-        </w:rPr>
-      </w:r>
-    </w:p>
-    <w:p>
-      <w:pPr>
-        <w:rPr/>
-      </w:pPr>
-      <w:r>
-        <w:rPr>
-          <w:rtl w:val="0"/>
-        </w:rPr>
-      </w:r>
-    </w:p>
-    <w:p>
-      <w:pPr>
-        <w:rPr/>
-      </w:pPr>
-      <w:r>
-        <w:rPr>
-          <w:rtl w:val="0"/>
-        </w:rPr>
-      </w:r>
-    </w:p>
-    <w:p>
-      <w:pPr>
-        <w:rPr/>
-      </w:pPr>
-      <w:r>
-        <w:rPr>
-          <w:rtl w:val="0"/>
-        </w:rPr>
-        <w:t xml:space="preserve">Parallel Docker Build Execution :</w:t>
-      </w:r>
-    </w:p>
-    <w:p>
-      <w:pPr>
-        <w:rPr/>
-      </w:pPr>
-      <w:r>
-        <w:rPr>
-          <w:rtl w:val="0"/>
-        </w:rPr>
-      </w:r>
-    </w:p>
-    <w:p>
-      <w:pPr>
+      <w:r>
+        <w:rPr>
+          <w:rtl w:val="0"/>
+        </w:rPr>
+        <w:t xml:space="preserve">Backend and frontend Docker image builds were executed concurrently using Jenkins parallel stages, improving CI/CD efficiency.</w:t>
+      </w:r>
+      <w:r>
+        <w:rPr>
+          <w:rtl w:val="0"/>
+        </w:rPr>
+      </w:r>
+    </w:p>
+    <w:p>
+      <w:pPr>
+        <w:rPr/>
+      </w:pPr>
+      <w:r>
+        <w:rPr>
+          <w:rtl w:val="0"/>
+        </w:rPr>
+        <w:t xml:space="preserve">Jenkins stage visualization displaying parallel backend and frontend build stages running simultaneously within the CI/CD workflow.</w:t>
+      </w:r>
+    </w:p>
+    <w:p>
+      <w:pPr>
+        <w:rPr/>
+      </w:pPr>
+      <w:r>
+        <w:rPr>
+          <w:rtl w:val="0"/>
+        </w:rPr>
+      </w:r>
+    </w:p>
+    <w:p>
+      <w:pPr>
+        <w:rPr/>
+      </w:pPr>
+      <w:r>
+        <w:rPr>
+          <w:rtl w:val="0"/>
+        </w:rPr>
+      </w:r>
+    </w:p>
+    <w:p>
+      <w:pPr>
+        <w:pStyle w:val="Heading3"/>
+        <w:keepNext w:val="0"/>
+        <w:keepLines w:val="0"/>
+        <w:spacing w:before="280" w:lineRule="auto"/>
         <w:rPr>
           <w:b w:val="1"/>
           <w:bCs w:val="1"/>
@@ -3444,65 +3330,8 @@
           <w:szCs w:val="26"/>
         </w:rPr>
       </w:pPr>
-      <w:r>
-        <w:rPr>
-          <w:rtl w:val="0"/>
-        </w:rPr>
-        <w:t xml:space="preserve">Backend and frontend Docker image builds were executed concurrently using Jenkins parallel stages, improving CI/CD efficiency.</w:t>
-      </w:r>
-      <w:r>
-        <w:rPr>
-          <w:rtl w:val="0"/>
-        </w:rPr>
-      </w:r>
-    </w:p>
-    <w:p>
-      <w:pPr>
-        <w:rPr/>
-      </w:pPr>
-      <w:r>
-        <w:rPr>
-          <w:rtl w:val="0"/>
-        </w:rPr>
-        <w:t xml:space="preserve">Jenkins stage visualization displaying parallel backend and frontend build stages running simultaneously within the CI/CD workflow.</w:t>
-      </w:r>
-    </w:p>
-    <w:p>
-      <w:pPr>
-        <w:rPr/>
-      </w:pPr>
-      <w:r>
-        <w:rPr>
-          <w:rtl w:val="0"/>
-        </w:rPr>
-      </w:r>
-    </w:p>
-    <w:p>
-      <w:pPr>
-        <w:rPr/>
-      </w:pPr>
-      <w:r>
-        <w:rPr>
-          <w:rtl w:val="0"/>
-        </w:rPr>
-      </w:r>
-    </w:p>
-    <w:p>
-      <w:pPr>
-        <w:pStyle w:val="Heading3"/>
-        <w:keepNext w:val="0"/>
-        <w:keepLines w:val="0"/>
-        <w:spacing w:before="280" w:lineRule="auto"/>
-        <w:rPr>
-          <w:b w:val="1"/>
-          <w:bCs w:val="1"/>
-          <w:color w:val="000000"/>
-          <w:sz w:val="26"/>
-          <w:szCs w:val="26"/>
-        </w:rPr>
-      </w:pPr>
-      <w:bookmarkStart w:colFirst="0" w:colLast="0" w:name="_2v13thrxt4zr" w:id="47"/>
-      <w:bookmarkEnd w:id="47"/>
+      <w:bookmarkStart w:colFirst="0" w:colLast="0" w:name="_2v13thrxt4zr" w:id="40"/>
+      <w:bookmarkEnd w:id="40"/>
       <w:r>
         <w:rPr>
           <w:b w:val="1"/>
@@ -3526,12 +3355,12 @@
           <wp:inline distB="114300" distT="114300" distL="114300" distR="114300">
             <wp:extent cx="5731200" cy="2514600"/>
             <wp:effectExtent b="0" l="0" r="0" t="0"/>
-            <wp:docPr id="2" name="image14.png"/>
+            <wp:docPr id="2" name="image17.png"/>
             <a:graphic>
               <a:graphicData uri="http://schemas.openxmlformats.org/drawingml/2006/picture">
                 <pic:pic>
                   <pic:nvPicPr>
-                    <pic:cNvPr id="0" name="image14.png"/>
+                    <pic:cNvPr id="0" name="image17.png"/>
                     <pic:cNvPicPr preferRelativeResize="0"/>
                   </pic:nvPicPr>
                   <pic:blipFill>
@@ -3620,8 +3449,8 @@
           <w:bCs w:val="1"/>
         </w:rPr>
       </w:pPr>
-      <w:bookmarkStart w:colFirst="0" w:colLast="0" w:name="_l5n9ik38d63l" w:id="48"/>
-      <w:bookmarkEnd w:id="48"/>
+      <w:bookmarkStart w:colFirst="0" w:colLast="0" w:name="_l5n9ik38d63l" w:id="41"/>
+      <w:bookmarkEnd w:id="41"/>
       <w:r>
         <w:rPr>
           <w:b w:val="1"/>
@@ -3641,12 +3470,12 @@
           <wp:inline distB="114300" distT="114300" distL="114300" distR="114300">
             <wp:extent cx="5731200" cy="2908300"/>
             <wp:effectExtent b="0" l="0" r="0" t="0"/>
-            <wp:docPr id="1" name="image19.png"/>
+            <wp:docPr id="1" name="image18.png"/>
             <a:graphic>
               <a:graphicData uri="http://schemas.openxmlformats.org/drawingml/2006/picture">
                 <pic:pic>
                   <pic:nvPicPr>
-                    <pic:cNvPr id="0" name="image19.png"/>
+                    <pic:cNvPr id="0" name="image18.png"/>
                     <pic:cNvPicPr preferRelativeResize="0"/>
                   </pic:nvPicPr>
                   <pic:blipFill>
@@ -3676,12 +3505,12 @@
           <wp:inline distB="114300" distT="114300" distL="114300" distR="114300">
             <wp:extent cx="5731200" cy="2908300"/>
             <wp:effectExtent b="0" l="0" r="0" t="0"/>
-            <wp:docPr id="10" name="image16.png"/>
+            <wp:docPr id="10" name="image11.png"/>
             <a:graphic>
               <a:graphicData uri="http://schemas.openxmlformats.org/drawingml/2006/picture">
                 <pic:pic>
                   <pic:nvPicPr>
-                    <pic:cNvPr id="0" name="image16.png"/>
+                    <pic:cNvPr id="0" name="image11.png"/>
                     <pic:cNvPicPr preferRelativeResize="0"/>
                   </pic:nvPicPr>
                   <pic:blipFill>
@@ -3845,8 +3674,8 @@
           <w:bCs w:val="1"/>
         </w:rPr>
       </w:pPr>
-      <w:bookmarkStart w:colFirst="0" w:colLast="0" w:name="_kc1rdozbzgdp" w:id="49"/>
-      <w:bookmarkEnd w:id="49"/>
+      <w:bookmarkStart w:colFirst="0" w:colLast="0" w:name="_kc1rdozbzgdp" w:id="42"/>
+      <w:bookmarkEnd w:id="42"/>
       <w:r>
         <w:rPr>
           <w:b w:val="1"/>
@@ -3876,12 +3705,12 @@
           <wp:inline distB="114300" distT="114300" distL="114300" distR="114300">
             <wp:extent cx="5731200" cy="4953000"/>
             <wp:effectExtent b="0" l="0" r="0" t="0"/>
-            <wp:docPr id="3" name="image9.png"/>
+            <wp:docPr id="3" name="image1.png"/>
             <a:graphic>
               <a:graphicData uri="http://schemas.openxmlformats.org/drawingml/2006/picture">
                 <pic:pic>
                   <pic:nvPicPr>
-                    <pic:cNvPr id="0" name="image9.png"/>
+                    <pic:cNvPr id="0" name="image1.png"/>
                     <pic:cNvPicPr preferRelativeResize="0"/>
                   </pic:nvPicPr>
                   <pic:blipFill>
@@ -3931,12 +3760,12 @@
           <wp:inline distB="114300" distT="114300" distL="114300" distR="114300">
             <wp:extent cx="5731200" cy="825500"/>
             <wp:effectExtent b="0" l="0" r="0" t="0"/>
-            <wp:docPr id="16" name="image1.png"/>
+            <wp:docPr id="16" name="image3.png"/>
             <a:graphic>
               <a:graphicData uri="http://schemas.openxmlformats.org/drawingml/2006/picture">
                 <pic:pic>
                   <pic:nvPicPr>
-                    <pic:cNvPr id="0" name="image1.png"/>
+                    <pic:cNvPr id="0" name="image3.png"/>
                     <pic:cNvPicPr preferRelativeResize="0"/>
                   </pic:nvPicPr>
                   <pic:blipFill>
@@ -4017,12 +3846,12 @@
           <wp:inline distB="114300" distT="114300" distL="114300" distR="114300">
             <wp:extent cx="5731200" cy="850900"/>
             <wp:effectExtent b="0" l="0" r="0" t="0"/>
-            <wp:docPr id="18" name="image7.png"/>
+            <wp:docPr id="18" name="image2.png"/>
             <a:graphic>
               <a:graphicData uri="http://schemas.openxmlformats.org/drawingml/2006/picture">
                 <pic:pic>
                   <pic:nvPicPr>
-                    <pic:cNvPr id="0" name="image7.png"/>
+                    <pic:cNvPr id="0" name="image2.png"/>
                     <pic:cNvPicPr preferRelativeResize="0"/>
                   </pic:nvPicPr>
                   <pic:blipFill>
@@ -4147,6 +3976,36 @@
           <w:rtl w:val="0"/>
         </w:rPr>
         <w:t xml:space="preserve">• Improves pipeline reliability and fault tolerance.</w:t>
+      </w:r>
+    </w:p>
+    <w:p>
+      <w:pPr>
+        <w:rPr/>
+      </w:pPr>
+      <w:r>
+        <w:rPr>
+          <w:rtl w:val="0"/>
+        </w:rPr>
+      </w:r>
+    </w:p>
+    <w:p>
+      <w:pPr>
+        <w:rPr/>
+      </w:pPr>
+      <w:r>
+        <w:rPr>
+          <w:rtl w:val="0"/>
+        </w:rPr>
+      </w:r>
+    </w:p>
+    <w:p>
+      <w:pPr>
+        <w:rPr/>
+      </w:pPr>
+      <w:r>
+        <w:rPr>
+          <w:rtl w:val="0"/>
+        </w:rPr>
       </w:r>
     </w:p>
     <w:sectPr>
